--- a/muthukrishnan-cv.docx
+++ b/muthukrishnan-cv.docx
@@ -815,44 +815,44 @@
         </w:numPr>
       </w:pPr>
       <w:r>
+        <w:t>Integrated third-party services, data sources, and internal modules across multiple projects</w:t>
+      </w:r>
+    </w:p>
+    <w:p>
+      <w:pPr>
+        <w:pStyle w:val="ListParagraph"/>
+        <w:numPr>
+          <w:ilvl w:val="0"/>
+          <w:numId w:val="2"/>
+        </w:numPr>
+      </w:pPr>
+      <w:r>
+        <w:t>Worked on application performance tuning, debugging, issue fixing, and system enhancement</w:t>
+      </w:r>
+    </w:p>
+    <w:p>
+      <w:pPr>
+        <w:pStyle w:val="ListParagraph"/>
+        <w:numPr>
+          <w:ilvl w:val="0"/>
+          <w:numId w:val="2"/>
+        </w:numPr>
+      </w:pPr>
+      <w:r>
+        <w:t>Collaborated with teams to gather requirements and convert business needs into technical solutions</w:t>
+      </w:r>
+    </w:p>
+    <w:p>
+      <w:pPr>
+        <w:pStyle w:val="ListParagraph"/>
+        <w:numPr>
+          <w:ilvl w:val="0"/>
+          <w:numId w:val="2"/>
+        </w:numPr>
+        <w:spacing w:after="180"/>
+      </w:pPr>
+      <w:r>
         <w:lastRenderedPageBreak/>
-        <w:t>Integrated third-party services, data sources, and internal modules across multiple projects</w:t>
-      </w:r>
-    </w:p>
-    <w:p>
-      <w:pPr>
-        <w:pStyle w:val="ListParagraph"/>
-        <w:numPr>
-          <w:ilvl w:val="0"/>
-          <w:numId w:val="2"/>
-        </w:numPr>
-      </w:pPr>
-      <w:r>
-        <w:t>Worked on application performance tuning, debugging, issue fixing, and system enhancement</w:t>
-      </w:r>
-    </w:p>
-    <w:p>
-      <w:pPr>
-        <w:pStyle w:val="ListParagraph"/>
-        <w:numPr>
-          <w:ilvl w:val="0"/>
-          <w:numId w:val="2"/>
-        </w:numPr>
-      </w:pPr>
-      <w:r>
-        <w:t>Collaborated with teams to gather requirements and convert business needs into technical solutions</w:t>
-      </w:r>
-    </w:p>
-    <w:p>
-      <w:pPr>
-        <w:pStyle w:val="ListParagraph"/>
-        <w:numPr>
-          <w:ilvl w:val="0"/>
-          <w:numId w:val="2"/>
-        </w:numPr>
-        <w:spacing w:after="180"/>
-      </w:pPr>
-      <w:r>
         <w:t>Followed best practices in clean coding, reusable architecture, and structured development workflows</w:t>
       </w:r>
     </w:p>
@@ -1051,11 +1051,15 @@
     <w:p>
       <w:pPr>
         <w:spacing w:after="100"/>
-      </w:pPr>
-      <w:r>
-        <w:rPr>
-          <w:b/>
-          <w:bCs/>
+        <w:rPr>
+          <w:i/>
+          <w:iCs/>
+        </w:rPr>
+      </w:pPr>
+      <w:r>
+        <w:rPr>
+          <w:i/>
+          <w:iCs/>
           <w:sz w:val="20"/>
           <w:szCs w:val="20"/>
         </w:rPr>
@@ -1134,11 +1138,15 @@
     <w:p>
       <w:pPr>
         <w:spacing w:after="100"/>
-      </w:pPr>
-      <w:r>
-        <w:rPr>
-          <w:b/>
-          <w:bCs/>
+        <w:rPr>
+          <w:i/>
+          <w:iCs/>
+        </w:rPr>
+      </w:pPr>
+      <w:r>
+        <w:rPr>
+          <w:i/>
+          <w:iCs/>
           <w:sz w:val="20"/>
           <w:szCs w:val="20"/>
         </w:rPr>
@@ -1205,11 +1213,15 @@
     <w:p>
       <w:pPr>
         <w:spacing w:after="100"/>
-      </w:pPr>
-      <w:r>
-        <w:rPr>
-          <w:b/>
-          <w:bCs/>
+        <w:rPr>
+          <w:i/>
+          <w:iCs/>
+        </w:rPr>
+      </w:pPr>
+      <w:r>
+        <w:rPr>
+          <w:i/>
+          <w:iCs/>
           <w:sz w:val="20"/>
           <w:szCs w:val="20"/>
         </w:rPr>
@@ -1276,11 +1288,15 @@
     <w:p>
       <w:pPr>
         <w:spacing w:after="100"/>
-      </w:pPr>
-      <w:r>
-        <w:rPr>
-          <w:b/>
-          <w:bCs/>
+        <w:rPr>
+          <w:i/>
+          <w:iCs/>
+        </w:rPr>
+      </w:pPr>
+      <w:r>
+        <w:rPr>
+          <w:i/>
+          <w:iCs/>
           <w:sz w:val="20"/>
           <w:szCs w:val="20"/>
         </w:rPr>
@@ -1347,64 +1363,68 @@
     <w:p>
       <w:pPr>
         <w:spacing w:after="100"/>
-      </w:pPr>
-      <w:r>
-        <w:rPr>
-          <w:b/>
-          <w:bCs/>
+        <w:rPr>
+          <w:i/>
+          <w:iCs/>
+        </w:rPr>
+      </w:pPr>
+      <w:r>
+        <w:rPr>
+          <w:i/>
+          <w:iCs/>
           <w:sz w:val="20"/>
           <w:szCs w:val="20"/>
         </w:rPr>
+        <w:t>TECH STACK: Symfony, React.js, Climate Data Systems</w:t>
+      </w:r>
+    </w:p>
+    <w:p>
+      <w:pPr>
+        <w:pStyle w:val="ListParagraph"/>
+        <w:numPr>
+          <w:ilvl w:val="0"/>
+          <w:numId w:val="2"/>
+        </w:numPr>
+      </w:pPr>
+      <w:r>
+        <w:t>Built a weather and climate information platform with forecast dashboards</w:t>
+      </w:r>
+    </w:p>
+    <w:p>
+      <w:pPr>
+        <w:pStyle w:val="ListParagraph"/>
+        <w:numPr>
+          <w:ilvl w:val="0"/>
+          <w:numId w:val="2"/>
+        </w:numPr>
+      </w:pPr>
+      <w:r>
+        <w:t>Developed modules for weather visualization, climate monitoring, and alert-based systems</w:t>
+      </w:r>
+    </w:p>
+    <w:p>
+      <w:pPr>
+        <w:pStyle w:val="ListParagraph"/>
+        <w:numPr>
+          <w:ilvl w:val="0"/>
+          <w:numId w:val="2"/>
+        </w:numPr>
+      </w:pPr>
+      <w:r>
+        <w:t>Integrated dynamic weather data into a structured user-facing platform</w:t>
+      </w:r>
+    </w:p>
+    <w:p>
+      <w:pPr>
+        <w:pStyle w:val="ListParagraph"/>
+        <w:numPr>
+          <w:ilvl w:val="0"/>
+          <w:numId w:val="2"/>
+        </w:numPr>
+        <w:spacing w:after="120"/>
+      </w:pPr>
+      <w:r>
         <w:lastRenderedPageBreak/>
-        <w:t>TECH STACK: Symfony, React.js, Climate Data Systems</w:t>
-      </w:r>
-    </w:p>
-    <w:p>
-      <w:pPr>
-        <w:pStyle w:val="ListParagraph"/>
-        <w:numPr>
-          <w:ilvl w:val="0"/>
-          <w:numId w:val="2"/>
-        </w:numPr>
-      </w:pPr>
-      <w:r>
-        <w:t>Built a weather and climate information platform with forecast dashboards</w:t>
-      </w:r>
-    </w:p>
-    <w:p>
-      <w:pPr>
-        <w:pStyle w:val="ListParagraph"/>
-        <w:numPr>
-          <w:ilvl w:val="0"/>
-          <w:numId w:val="2"/>
-        </w:numPr>
-      </w:pPr>
-      <w:r>
-        <w:t>Developed modules for weather visualization, climate monitoring, and alert-based systems</w:t>
-      </w:r>
-    </w:p>
-    <w:p>
-      <w:pPr>
-        <w:pStyle w:val="ListParagraph"/>
-        <w:numPr>
-          <w:ilvl w:val="0"/>
-          <w:numId w:val="2"/>
-        </w:numPr>
-      </w:pPr>
-      <w:r>
-        <w:t>Integrated dynamic weather data into a structured user-facing platform</w:t>
-      </w:r>
-    </w:p>
-    <w:p>
-      <w:pPr>
-        <w:pStyle w:val="ListParagraph"/>
-        <w:numPr>
-          <w:ilvl w:val="0"/>
-          <w:numId w:val="2"/>
-        </w:numPr>
-        <w:spacing w:after="120"/>
-      </w:pPr>
-      <w:r>
         <w:t>Supported real-time and region-based weather intelligence workflows</w:t>
       </w:r>
     </w:p>
@@ -1419,11 +1439,15 @@
     <w:p>
       <w:pPr>
         <w:spacing w:after="100"/>
-      </w:pPr>
-      <w:r>
-        <w:rPr>
-          <w:b/>
-          <w:bCs/>
+        <w:rPr>
+          <w:i/>
+          <w:iCs/>
+        </w:rPr>
+      </w:pPr>
+      <w:r>
+        <w:rPr>
+          <w:i/>
+          <w:iCs/>
           <w:sz w:val="20"/>
           <w:szCs w:val="20"/>
         </w:rPr>
